--- a/data/exports/kcet-laws-of-motion_revision_notes.docx
+++ b/data/exports/kcet-laws-of-motion_revision_notes.docx
@@ -189,7 +189,7 @@
                 <w:color w:val="2D3748"/>
                 <w:sz w:val="19"/>
               </w:rPr>
-              <w:t>Kcet Laws Of Motion - Core Application</w:t>
+              <w:t>Newton's Laws &amp; Free Body Diagrams</w:t>
             </w:r>
           </w:p>
         </w:tc>
@@ -209,7 +209,7 @@
               <w:rPr>
                 <w:sz w:val="19"/>
               </w:rPr>
-              <w:t>11 PYQs</w:t>
+              <w:t>8 PYQs</w:t>
             </w:r>
           </w:p>
         </w:tc>
@@ -230,7 +230,94 @@
                 <w:color w:val="718096"/>
                 <w:sz w:val="19"/>
               </w:rPr>
-              <w:t>General Concept</w:t>
+              <w:t>Dynamics</w:t>
+            </w:r>
+          </w:p>
+        </w:tc>
+      </w:tr>
+      <w:tr>
+        <w:tc>
+          <w:tcPr>
+            <w:tcW w:type="dxa" w:w="2160"/>
+            <w:shd w:fill="FFFFFF"/>
+            <w:tcMar>
+              <w:top w:w="80" w:type="dxa"/>
+              <w:bottom w:w="80" w:type="dxa"/>
+              <w:left w:w="150" w:type="dxa"/>
+              <w:right w:w="150" w:type="dxa"/>
+            </w:tcMar>
+          </w:tcPr>
+          <w:p>
+            <w:r>
+              <w:rPr>
+                <w:b/>
+                <w:color w:val="718096"/>
+                <w:sz w:val="19"/>
+              </w:rPr>
+              <w:t>Moderate</w:t>
+            </w:r>
+          </w:p>
+        </w:tc>
+        <w:tc>
+          <w:tcPr>
+            <w:tcW w:type="dxa" w:w="4320"/>
+            <w:shd w:fill="FFFFFF"/>
+            <w:tcMar>
+              <w:top w:w="80" w:type="dxa"/>
+              <w:bottom w:w="80" w:type="dxa"/>
+              <w:left w:w="150" w:type="dxa"/>
+              <w:right w:w="150" w:type="dxa"/>
+            </w:tcMar>
+          </w:tcPr>
+          <w:p>
+            <w:r>
+              <w:rPr>
+                <w:b/>
+                <w:color w:val="2D3748"/>
+                <w:sz w:val="19"/>
+              </w:rPr>
+              <w:t>Friction (Static, Limiting &amp; Kinetic)</w:t>
+            </w:r>
+          </w:p>
+        </w:tc>
+        <w:tc>
+          <w:tcPr>
+            <w:tcW w:type="dxa" w:w="1728"/>
+            <w:shd w:fill="FFFFFF"/>
+            <w:tcMar>
+              <w:top w:w="80" w:type="dxa"/>
+              <w:bottom w:w="80" w:type="dxa"/>
+              <w:left w:w="150" w:type="dxa"/>
+              <w:right w:w="150" w:type="dxa"/>
+            </w:tcMar>
+          </w:tcPr>
+          <w:p>
+            <w:r>
+              <w:rPr>
+                <w:sz w:val="19"/>
+              </w:rPr>
+              <w:t>6 PYQs</w:t>
+            </w:r>
+          </w:p>
+        </w:tc>
+        <w:tc>
+          <w:tcPr>
+            <w:tcW w:type="dxa" w:w="1872"/>
+            <w:shd w:fill="FFFFFF"/>
+            <w:tcMar>
+              <w:top w:w="80" w:type="dxa"/>
+              <w:bottom w:w="80" w:type="dxa"/>
+              <w:left w:w="150" w:type="dxa"/>
+              <w:right w:w="150" w:type="dxa"/>
+            </w:tcMar>
+          </w:tcPr>
+          <w:p>
+            <w:r>
+              <w:rPr>
+                <w:color w:val="718096"/>
+                <w:sz w:val="19"/>
+              </w:rPr>
+              <w:t>Friction</w:t>
             </w:r>
           </w:p>
         </w:tc>
@@ -311,6 +398,98 @@
           </w:p>
         </w:tc>
       </w:tr>
+      <w:tr>
+        <w:tc>
+          <w:tcPr>
+            <w:tcW w:type="dxa" w:w="3600"/>
+            <w:shd w:fill="F7FAFC"/>
+            <w:tcMar>
+              <w:top w:w="100" w:type="dxa"/>
+              <w:bottom w:w="100" w:type="dxa"/>
+              <w:left w:w="150" w:type="dxa"/>
+              <w:right w:w="150" w:type="dxa"/>
+            </w:tcMar>
+          </w:tcPr>
+          <w:p>
+            <w:r>
+              <w:rPr>
+                <w:b/>
+                <w:color w:val="1A365D"/>
+                <w:sz w:val="19"/>
+              </w:rPr>
+              <w:t>Newton's Laws &amp; Free Body Diagrams</w:t>
+            </w:r>
+          </w:p>
+        </w:tc>
+        <w:tc>
+          <w:tcPr>
+            <w:tcW w:type="dxa" w:w="6480"/>
+            <w:shd w:fill="F7FAFC"/>
+            <w:tcMar>
+              <w:top w:w="100" w:type="dxa"/>
+              <w:bottom w:w="100" w:type="dxa"/>
+              <w:left w:w="150" w:type="dxa"/>
+              <w:right w:w="150" w:type="dxa"/>
+            </w:tcMar>
+          </w:tcPr>
+          <w:p>
+            <w:r>
+              <w:rPr>
+                <w:rFonts w:ascii="Cambria Math" w:hAnsi="Cambria Math"/>
+                <w:color w:val="2D3748"/>
+                <w:sz w:val="19"/>
+              </w:rPr>
+              <w:t>\Sigma \vec{F} = m\vec{a}, \quad T = \frac{2m_1 m_2}{m_1 + m_2}g, \quad a = \frac{m_2 - m_1}{m_1 + m_2}g</w:t>
+            </w:r>
+          </w:p>
+        </w:tc>
+      </w:tr>
+      <w:tr>
+        <w:tc>
+          <w:tcPr>
+            <w:tcW w:type="dxa" w:w="3600"/>
+            <w:shd w:fill="FFFFFF"/>
+            <w:tcMar>
+              <w:top w:w="100" w:type="dxa"/>
+              <w:bottom w:w="100" w:type="dxa"/>
+              <w:left w:w="150" w:type="dxa"/>
+              <w:right w:w="150" w:type="dxa"/>
+            </w:tcMar>
+          </w:tcPr>
+          <w:p>
+            <w:r>
+              <w:rPr>
+                <w:b/>
+                <w:color w:val="1A365D"/>
+                <w:sz w:val="19"/>
+              </w:rPr>
+              <w:t>Friction (Static, Limiting &amp; Kinetic)</w:t>
+            </w:r>
+          </w:p>
+        </w:tc>
+        <w:tc>
+          <w:tcPr>
+            <w:tcW w:type="dxa" w:w="6480"/>
+            <w:shd w:fill="FFFFFF"/>
+            <w:tcMar>
+              <w:top w:w="100" w:type="dxa"/>
+              <w:bottom w:w="100" w:type="dxa"/>
+              <w:left w:w="150" w:type="dxa"/>
+              <w:right w:w="150" w:type="dxa"/>
+            </w:tcMar>
+          </w:tcPr>
+          <w:p>
+            <w:r>
+              <w:rPr>
+                <w:rFonts w:ascii="Cambria Math" w:hAnsi="Cambria Math"/>
+                <w:color w:val="2D3748"/>
+                <w:sz w:val="19"/>
+              </w:rPr>
+              <w:t>f_{\text{max}} = \mu_s N, \quad f_k = \mu_k N, \quad \theta_{\text{repose}} = \tan^{-1}\mu_s, \quad a = g(\sin\theta - \mu_k\cos\theta)</w:t>
+            </w:r>
+          </w:p>
+        </w:tc>
+      </w:tr>
     </w:tbl>
     <w:p>
       <w:pPr>
@@ -338,7 +517,7 @@
           <w:color w:val="2B6CB0"/>
           <w:sz w:val="24"/>
         </w:rPr>
-        <w:t>3.1 Kcet Laws Of Motion - Core Application (High Yield — 11 PYQs)</w:t>
+        <w:t>3.1 Newton's Laws &amp; Free Body Diagrams (High Yield — 8 PYQs)</w:t>
       </w:r>
     </w:p>
     <w:p>
@@ -353,7 +532,7 @@
         <w:rPr>
           <w:sz w:val="20"/>
         </w:rPr>
-        <w:t>Key problem pattern in Kcet Laws Of Motion.</w:t>
+        <w:t>Equations of motion for connected bodies, string-pulley constraints, and apparent weight in non-inertial frames.</w:t>
       </w:r>
     </w:p>
     <w:tbl>
@@ -391,7 +570,7 @@
                 <w:color w:val="2D3748"/>
                 <w:sz w:val="19"/>
               </w:rPr>
-              <w:t>Watch for algebraic and sign errors.</w:t>
+              <w:t>In an accelerating elevator with upward acceleration a, apparent weight is N = m(g + a), NOT m(g - a).</w:t>
             </w:r>
           </w:p>
         </w:tc>
@@ -432,7 +611,7 @@
                 <w:color w:val="2D3748"/>
                 <w:sz w:val="19"/>
               </w:rPr>
-              <w:t>Verify dimensions and boundary conditions.</w:t>
+              <w:t>Use string constraint Σ T_i · x_i = 0 \implies Σ T_i · a_i = 0 to relate accelerations in complex pulley systems.</w:t>
             </w:r>
           </w:p>
         </w:tc>
@@ -522,6 +701,214 @@
           <w:sz w:val="18"/>
         </w:rPr>
         <w:t xml:space="preserve">"A wooden block of mass M lies on a rough floor. Another wooden block of the same mass is hanging from the point O through strings as shown i..."  </w:t>
+      </w:r>
+      <w:r>
+        <w:rPr>
+          <w:b/>
+          <w:color w:val="2B6CB0"/>
+          <w:sz w:val="18"/>
+        </w:rPr>
+        <w:t>[Ans: N/A]</w:t>
+      </w:r>
+    </w:p>
+    <w:p>
+      <w:pPr>
+        <w:spacing w:after="120"/>
+      </w:pPr>
+    </w:p>
+    <w:p>
+      <w:pPr>
+        <w:pStyle w:val="Heading2"/>
+      </w:pPr>
+      <w:r>
+        <w:rPr>
+          <w:color w:val="2B6CB0"/>
+          <w:sz w:val="24"/>
+        </w:rPr>
+        <w:t>3.2 Friction (Static, Limiting &amp; Kinetic) (Moderate Yield — 6 PYQs)</w:t>
+      </w:r>
+    </w:p>
+    <w:p>
+      <w:r>
+        <w:rPr>
+          <w:b/>
+          <w:sz w:val="20"/>
+        </w:rPr>
+        <w:t xml:space="preserve">Core Principle: </w:t>
+      </w:r>
+      <w:r>
+        <w:rPr>
+          <w:sz w:val="20"/>
+        </w:rPr>
+        <w:t>Static self-adjusting friction up to limiting value μ_s N and constant kinetic friction μ_k N on rough surfaces.</w:t>
+      </w:r>
+    </w:p>
+    <w:tbl>
+      <w:tblPr>
+        <w:tblW w:type="auto" w:w="0"/>
+        <w:jc w:val="center"/>
+        <w:tblLook w:firstColumn="1" w:firstRow="1" w:lastColumn="0" w:lastRow="0" w:noHBand="0" w:noVBand="1" w:val="04A0"/>
+      </w:tblPr>
+      <w:tblGrid>
+        <w:gridCol w:w="10080"/>
+      </w:tblGrid>
+      <w:tr>
+        <w:tc>
+          <w:tcPr>
+            <w:tcW w:type="dxa" w:w="10080"/>
+            <w:shd w:fill="FFF5F5"/>
+            <w:tcMar>
+              <w:top w:w="100" w:type="dxa"/>
+              <w:bottom w:w="100" w:type="dxa"/>
+              <w:left w:w="150" w:type="dxa"/>
+              <w:right w:w="150" w:type="dxa"/>
+            </w:tcMar>
+          </w:tcPr>
+          <w:p>
+            <w:r>
+              <w:rPr>
+                <w:b/>
+                <w:color w:val="C53030"/>
+                <w:sz w:val="19"/>
+              </w:rPr>
+              <w:t xml:space="preserve">⚠️ Common Trap / JEE Pitfall: </w:t>
+            </w:r>
+            <w:r>
+              <w:rPr>
+                <w:color w:val="2D3748"/>
+                <w:sz w:val="19"/>
+              </w:rPr>
+              <w:t>Static friction is self-adjusting: f_s = F_(applied) as long as F_(applied) ≤ μ_s N. It does NOT automatically equal μ_s N.</w:t>
+            </w:r>
+          </w:p>
+        </w:tc>
+      </w:tr>
+    </w:tbl>
+    <w:tbl>
+      <w:tblPr>
+        <w:tblW w:type="auto" w:w="0"/>
+        <w:jc w:val="center"/>
+        <w:tblLook w:firstColumn="1" w:firstRow="1" w:lastColumn="0" w:lastRow="0" w:noHBand="0" w:noVBand="1" w:val="04A0"/>
+      </w:tblPr>
+      <w:tblGrid>
+        <w:gridCol w:w="10080"/>
+      </w:tblGrid>
+      <w:tr>
+        <w:tc>
+          <w:tcPr>
+            <w:tcW w:type="dxa" w:w="10080"/>
+            <w:shd w:fill="F0FFF4"/>
+            <w:tcMar>
+              <w:top w:w="100" w:type="dxa"/>
+              <w:bottom w:w="100" w:type="dxa"/>
+              <w:left w:w="150" w:type="dxa"/>
+              <w:right w:w="150" w:type="dxa"/>
+            </w:tcMar>
+          </w:tcPr>
+          <w:p>
+            <w:r>
+              <w:rPr>
+                <w:b/>
+                <w:color w:val="276749"/>
+                <w:sz w:val="19"/>
+              </w:rPr>
+              <w:t xml:space="preserve">💡 Speed Hack / Trick: </w:t>
+            </w:r>
+            <w:r>
+              <w:rPr>
+                <w:color w:val="2D3748"/>
+                <w:sz w:val="19"/>
+              </w:rPr>
+              <w:t>In two-block systems, find the maximum common acceleration allowed by friction before determining if slipping occurs.</w:t>
+            </w:r>
+          </w:p>
+        </w:tc>
+      </w:tr>
+    </w:tbl>
+    <w:p>
+      <w:pPr>
+        <w:spacing w:before="120" w:after="40"/>
+      </w:pPr>
+      <w:r>
+        <w:rPr>
+          <w:b/>
+          <w:color w:val="1A365D"/>
+          <w:sz w:val="19"/>
+        </w:rPr>
+        <w:t>Source PYQs testing this concept:</w:t>
+      </w:r>
+    </w:p>
+    <w:p>
+      <w:pPr>
+        <w:pStyle w:val="ListBullet"/>
+        <w:spacing w:after="40"/>
+      </w:pPr>
+      <w:r>
+        <w:rPr>
+          <w:b/>
+          <w:sz w:val="18"/>
+        </w:rPr>
+        <w:t xml:space="preserve">[2025 Shift] Q#3 (MCQ): </w:t>
+      </w:r>
+      <w:r>
+        <w:rPr>
+          <w:sz w:val="18"/>
+        </w:rPr>
+        <w:t xml:space="preserve">"A wooden block of mass M lies on a rough floor. Another wooden block of the same mass is hanging from the point O through strings as shown i..."  </w:t>
+      </w:r>
+      <w:r>
+        <w:rPr>
+          <w:b/>
+          <w:color w:val="2B6CB0"/>
+          <w:sz w:val="18"/>
+        </w:rPr>
+        <w:t>[Ans: N/A]</w:t>
+      </w:r>
+    </w:p>
+    <w:p>
+      <w:pPr>
+        <w:pStyle w:val="ListBullet"/>
+        <w:spacing w:after="40"/>
+      </w:pPr>
+      <w:r>
+        <w:rPr>
+          <w:b/>
+          <w:sz w:val="18"/>
+        </w:rPr>
+        <w:t xml:space="preserve">[2025 Shift] Q#4 (MCQ): </w:t>
+      </w:r>
+      <w:r>
+        <w:rPr>
+          <w:sz w:val="18"/>
+        </w:rPr>
+        <w:t xml:space="preserve">"A block of certain mass is placed on a rough floor. The coefficients of static and kinetic friction between the block and the floor are 0.4 ..."  </w:t>
+      </w:r>
+      <w:r>
+        <w:rPr>
+          <w:b/>
+          <w:color w:val="2B6CB0"/>
+          <w:sz w:val="18"/>
+        </w:rPr>
+        <w:t>[Ans: N/A]</w:t>
+      </w:r>
+    </w:p>
+    <w:p>
+      <w:pPr>
+        <w:pStyle w:val="ListBullet"/>
+        <w:spacing w:after="40"/>
+      </w:pPr>
+      <w:r>
+        <w:rPr>
+          <w:b/>
+          <w:sz w:val="18"/>
+        </w:rPr>
+        <w:t xml:space="preserve">[2024 Shift] Q#1 (MCQ): </w:t>
+      </w:r>
+      <w:r>
+        <w:rPr>
+          <w:sz w:val="18"/>
+        </w:rPr>
+        <w:t xml:space="preserve">"A block of certain mass is placed on a rough inclined plane. The angle between the plane and the horizontal is 30 ° . The coefficie..."  </w:t>
       </w:r>
       <w:r>
         <w:rPr>
@@ -660,6 +1047,127 @@
               <w:t>Solution Analysis:</w:t>
               <w:br/>
               <w:t>Let T_(1) be the tension in the horizontal string, T_(2) be the tension in the slanted string, and T_(3) be the tension in the vertical string. The mass M is at rest, so it is in equilibrium. The vertical string supports the weight of the mass. Hence, T_(3)=Mg Now consider the knot O . Three tensions act on it: T_(1) horizontally, T_(2) along the slanted string, and T_(3) vertically downward. Since the knot is also in equilibrium, the forces in the vertical direction must balance. T_(2)sin45°=T_(3)=Mg The forces in the horizontal direction must also balance. T_(1)=T_(2)cos45° Now divide the vertical balance equation by the horizontal balance equation: \fracT_(2)sin45°T_(2)cos45°=\fracMgT_(1) tan45°=\fracMgT_(1) Since tan45°=1 , 1=\fracMgT_(1) So, T_(1)=Mg Thus, the tension in the horizontal string is Mg .</w:t>
+            </w:r>
+          </w:p>
+        </w:tc>
+      </w:tr>
+    </w:tbl>
+    <w:p>
+      <w:pPr>
+        <w:spacing w:after="120"/>
+      </w:pPr>
+    </w:p>
+    <w:p>
+      <w:pPr>
+        <w:spacing w:before="160" w:after="40"/>
+      </w:pPr>
+      <w:r>
+        <w:rPr>
+          <w:b/>
+          <w:color w:val="1A365D"/>
+          <w:sz w:val="22"/>
+        </w:rPr>
+        <w:t>Benchmark Problem 2: KCET 2024 (Q#1)</w:t>
+      </w:r>
+    </w:p>
+    <w:p>
+      <w:pPr>
+        <w:spacing w:after="80"/>
+      </w:pPr>
+      <w:r>
+        <w:rPr>
+          <w:sz w:val="20"/>
+        </w:rPr>
+        <w:t>A block of certain mass is placed on a rough inclined plane. The angle between the plane and the horizontal is 30 ° . The coefficients of static and kinetic frictions between the block and the inclined plane are 0.6 and 0.5 respectively. Then, the magnitude of the acceleration of the block is [Take g = 10 ms ^-2 ]</w:t>
+      </w:r>
+    </w:p>
+    <w:p>
+      <w:pPr>
+        <w:pStyle w:val="ListBullet"/>
+        <w:spacing w:after="20"/>
+      </w:pPr>
+      <w:r>
+        <w:rPr>
+          <w:sz w:val="19"/>
+        </w:rPr>
+        <w:t>(A) 2 ms ^-2</w:t>
+      </w:r>
+    </w:p>
+    <w:p>
+      <w:pPr>
+        <w:pStyle w:val="ListBullet"/>
+        <w:spacing w:after="20"/>
+      </w:pPr>
+      <w:r>
+        <w:rPr>
+          <w:sz w:val="19"/>
+        </w:rPr>
+        <w:t>(B) zero</w:t>
+      </w:r>
+    </w:p>
+    <w:p>
+      <w:pPr>
+        <w:pStyle w:val="ListBullet"/>
+        <w:spacing w:after="20"/>
+      </w:pPr>
+      <w:r>
+        <w:rPr>
+          <w:sz w:val="19"/>
+        </w:rPr>
+        <w:t>(C) 0.196 ms ^-2</w:t>
+      </w:r>
+    </w:p>
+    <w:p>
+      <w:pPr>
+        <w:pStyle w:val="ListBullet"/>
+        <w:spacing w:after="20"/>
+      </w:pPr>
+      <w:r>
+        <w:rPr>
+          <w:sz w:val="19"/>
+        </w:rPr>
+        <w:t>(D) 0.67 ms ^-2</w:t>
+      </w:r>
+    </w:p>
+    <w:tbl>
+      <w:tblPr>
+        <w:tblW w:type="auto" w:w="0"/>
+        <w:jc w:val="center"/>
+        <w:tblLook w:firstColumn="1" w:firstRow="1" w:lastColumn="0" w:lastRow="0" w:noHBand="0" w:noVBand="1" w:val="04A0"/>
+      </w:tblPr>
+      <w:tblGrid>
+        <w:gridCol w:w="10080"/>
+      </w:tblGrid>
+      <w:tr>
+        <w:tc>
+          <w:tcPr>
+            <w:tcW w:type="dxa" w:w="10080"/>
+            <w:shd w:fill="F7FAFC"/>
+            <w:tcMar>
+              <w:top w:w="100" w:type="dxa"/>
+              <w:bottom w:w="100" w:type="dxa"/>
+              <w:left w:w="150" w:type="dxa"/>
+              <w:right w:w="150" w:type="dxa"/>
+            </w:tcMar>
+          </w:tcPr>
+          <w:p>
+            <w:r>
+              <w:rPr>
+                <w:b/>
+                <w:color w:val="1A365D"/>
+                <w:sz w:val="19"/>
+              </w:rPr>
+              <w:t>Correct Answer: None</w:t>
+              <w:br/>
+            </w:r>
+            <w:r>
+              <w:rPr>
+                <w:color w:val="2D3748"/>
+                <w:sz w:val="18"/>
+              </w:rPr>
+              <w:t>Solution Analysis:</w:t>
+              <w:br/>
+              <w:t>From the diagram, frictional force f_(s)=μ R=μ mgcos30° =0.6 × mg × \frac√(3)2 =0.3√(3)mg=0.5196mg Magnitude of force pulling the block along the plane downward, F^'=mgsin30°=mg/2=0.5mg Since, f_(s)&gt;F^' Hence, block will not move. ∴ a=0</w:t>
             </w:r>
           </w:p>
         </w:tc>

--- a/data/exports/kcet-laws-of-motion_revision_notes.docx
+++ b/data/exports/kcet-laws-of-motion_revision_notes.docx
@@ -13,7 +13,7 @@
           <w:color w:val="1A365D"/>
           <w:sz w:val="44"/>
         </w:rPr>
-        <w:t>JEE MAIN REVISION MASTER: LAWS OF MOTION 2026 2 QUESTIONS 3.33% WEIGHTAGE</w:t>
+        <w:t>JEE MAIN REVISION MASTER: LAWS OF MOTION</w:t>
       </w:r>
     </w:p>
     <w:p>
@@ -164,10 +164,10 @@
             <w:r>
               <w:rPr>
                 <w:b/>
-                <w:color w:val="2B6CB0"/>
+                <w:color w:val="718096"/>
                 <w:sz w:val="19"/>
               </w:rPr>
-              <w:t>High</w:t>
+              <w:t>Moderate</w:t>
             </w:r>
           </w:p>
         </w:tc>
@@ -209,7 +209,7 @@
               <w:rPr>
                 <w:sz w:val="19"/>
               </w:rPr>
-              <w:t>8 PYQs</w:t>
+              <w:t>6 PYQs</w:t>
             </w:r>
           </w:p>
         </w:tc>
@@ -296,7 +296,7 @@
               <w:rPr>
                 <w:sz w:val="19"/>
               </w:rPr>
-              <w:t>6 PYQs</w:t>
+              <w:t>5 PYQs</w:t>
             </w:r>
           </w:p>
         </w:tc>
@@ -517,7 +517,7 @@
           <w:color w:val="2B6CB0"/>
           <w:sz w:val="24"/>
         </w:rPr>
-        <w:t>3.1 Newton's Laws &amp; Free Body Diagrams (High Yield — 8 PYQs)</w:t>
+        <w:t>3.1 Newton's Laws &amp; Free Body Diagrams (Moderate Yield — 6 PYQs)</w:t>
       </w:r>
     </w:p>
     <w:p>
@@ -694,13 +694,13 @@
           <w:b/>
           <w:sz w:val="18"/>
         </w:rPr>
-        <w:t xml:space="preserve">[2025 Shift] Q#3 (MCQ): </w:t>
+        <w:t xml:space="preserve">[2022 Shift] Q#3 (MCQ): </w:t>
       </w:r>
       <w:r>
         <w:rPr>
           <w:sz w:val="18"/>
         </w:rPr>
-        <w:t xml:space="preserve">"A wooden block of mass M lies on a rough floor. Another wooden block of the same mass is hanging from the point O through strings as shown i..."  </w:t>
+        <w:t xml:space="preserve">"Two masses of 5kg and 3kg are suspended with the help of massless inextensible strings as shown in figure below. When whole system is go..."  </w:t>
       </w:r>
       <w:r>
         <w:rPr>
@@ -725,7 +725,7 @@
           <w:color w:val="2B6CB0"/>
           <w:sz w:val="24"/>
         </w:rPr>
-        <w:t>3.2 Friction (Static, Limiting &amp; Kinetic) (Moderate Yield — 6 PYQs)</w:t>
+        <w:t>3.2 Friction (Static, Limiting &amp; Kinetic) (Moderate Yield — 5 PYQs)</w:t>
       </w:r>
     </w:p>
     <w:p>
@@ -1067,7 +1067,7 @@
           <w:color w:val="1A365D"/>
           <w:sz w:val="22"/>
         </w:rPr>
-        <w:t>Benchmark Problem 2: KCET 2024 (Q#1)</w:t>
+        <w:t>Benchmark Problem 2: KCET 2025 (Q#3)</w:t>
       </w:r>
     </w:p>
     <w:p>
@@ -1078,7 +1078,7 @@
         <w:rPr>
           <w:sz w:val="20"/>
         </w:rPr>
-        <w:t>A block of certain mass is placed on a rough inclined plane. The angle between the plane and the horizontal is 30 ° . The coefficients of static and kinetic frictions between the block and the inclined plane are 0.6 and 0.5 respectively. Then, the magnitude of the acceleration of the block is [Take g = 10 ms ^-2 ]</w:t>
+        <w:t>A wooden block of mass M lies on a rough floor. Another wooden block of the same mass is hanging from the point O through strings as shown in the figure. To achieve equilibrium, the co-efficient of static friction between the block on the floor with the floor itself is</w:t>
       </w:r>
     </w:p>
     <w:p>
@@ -1090,7 +1090,7 @@
         <w:rPr>
           <w:sz w:val="19"/>
         </w:rPr>
-        <w:t>(A) 2 ms ^-2</w:t>
+        <w:t>(A) μ=cotθ</w:t>
       </w:r>
     </w:p>
     <w:p>
@@ -1102,7 +1102,7 @@
         <w:rPr>
           <w:sz w:val="19"/>
         </w:rPr>
-        <w:t>(B) zero</w:t>
+        <w:t>(B) μ=sinθ</w:t>
       </w:r>
     </w:p>
     <w:p>
@@ -1114,7 +1114,7 @@
         <w:rPr>
           <w:sz w:val="19"/>
         </w:rPr>
-        <w:t>(C) 0.196 ms ^-2</w:t>
+        <w:t>(C) μ=tanθ</w:t>
       </w:r>
     </w:p>
     <w:p>
@@ -1126,7 +1126,7 @@
         <w:rPr>
           <w:sz w:val="19"/>
         </w:rPr>
-        <w:t>(D) 0.67 ms ^-2</w:t>
+        <w:t>(D) μ=cosθ</w:t>
       </w:r>
     </w:p>
     <w:tbl>
@@ -1167,7 +1167,7 @@
               </w:rPr>
               <w:t>Solution Analysis:</w:t>
               <w:br/>
-              <w:t>From the diagram, frictional force f_(s)=μ R=μ mgcos30° =0.6 × mg × \frac√(3)2 =0.3√(3)mg=0.5196mg Magnitude of force pulling the block along the plane downward, F^'=mgsin30°=mg/2=0.5mg Since, f_(s)&gt;F^' Hence, block will not move. ∴ a=0</w:t>
+              <w:t>A wooden block of mass M rests on a rough floor, while another block of the same mass is suspended from a point O by strings. To maintain equilibrium, we need to determine the coefficient of static friction between the block on the floor and the floor itself. From the figure and given conditions, we can use the following equations for equilibrium: The vertical component of tension: Tsinθ=Mg...(i) This equation accounts for the vertical force balance, where T is the tension in the string, and θ is the angle made by the string with the vertical. The horizontal component of tension: Tcosθ=μ Mg...(ii) Here, μ represents the coefficient of static friction. To find μ , divide equation (ii) by equation (i): (Tcosθ / Tsinθ)=(μ Mg / Mg) cotθ=μ Therefore, the coefficient of static friction is: μ=cotθ</w:t>
             </w:r>
           </w:p>
         </w:tc>

--- a/data/exports/kcet-laws-of-motion_revision_notes.docx
+++ b/data/exports/kcet-laws-of-motion_revision_notes.docx
@@ -189,7 +189,7 @@
                 <w:color w:val="2D3748"/>
                 <w:sz w:val="19"/>
               </w:rPr>
-              <w:t>Newton's Laws &amp; Free Body Diagrams</w:t>
+              <w:t>Friction: Static, Kinetic &amp; Inclined Plane Dynamics</w:t>
             </w:r>
           </w:p>
         </w:tc>
@@ -230,7 +230,7 @@
                 <w:color w:val="718096"/>
                 <w:sz w:val="19"/>
               </w:rPr>
-              <w:t>Dynamics</w:t>
+              <w:t>Friction</w:t>
             </w:r>
           </w:p>
         </w:tc>
@@ -276,7 +276,7 @@
                 <w:color w:val="2D3748"/>
                 <w:sz w:val="19"/>
               </w:rPr>
-              <w:t>Friction (Static, Limiting &amp; Kinetic)</w:t>
+              <w:t>Newton's Laws of Motion &amp; Connected Systems (Pulleys)</w:t>
             </w:r>
           </w:p>
         </w:tc>
@@ -317,7 +317,7 @@
                 <w:color w:val="718096"/>
                 <w:sz w:val="19"/>
               </w:rPr>
-              <w:t>Friction</w:t>
+              <w:t>Classical Dynamics</w:t>
             </w:r>
           </w:p>
         </w:tc>
@@ -417,7 +417,7 @@
                 <w:color w:val="1A365D"/>
                 <w:sz w:val="19"/>
               </w:rPr>
-              <w:t>Newton's Laws &amp; Free Body Diagrams</w:t>
+              <w:t>Friction: Static, Kinetic &amp; Inclined Plane Dynamics</w:t>
             </w:r>
           </w:p>
         </w:tc>
@@ -439,7 +439,7 @@
                 <w:color w:val="2D3748"/>
                 <w:sz w:val="19"/>
               </w:rPr>
-              <w:t>\Sigma \vec{F} = m\vec{a}, \quad T = \frac{2m_1 m_2}{m_1 + m_2}g, \quad a = \frac{m_2 - m_1}{m_1 + m_2}g</w:t>
+              <w:t>f_{\max} = \mu_s mg\\cos\\theta, \quad a = g(\\sin\\theta - \mu\\cos\\theta), \quad \tan\phi = \mu_s</w:t>
             </w:r>
           </w:p>
         </w:tc>
@@ -463,7 +463,7 @@
                 <w:color w:val="1A365D"/>
                 <w:sz w:val="19"/>
               </w:rPr>
-              <w:t>Friction (Static, Limiting &amp; Kinetic)</w:t>
+              <w:t>Newton's Laws of Motion &amp; Connected Systems (Pulleys)</w:t>
             </w:r>
           </w:p>
         </w:tc>
@@ -485,7 +485,7 @@
                 <w:color w:val="2D3748"/>
                 <w:sz w:val="19"/>
               </w:rPr>
-              <w:t>f_{\text{max}} = \mu_s N, \quad f_k = \mu_k N, \quad \theta_{\text{repose}} = \tan^{-1}\mu_s, \quad a = g(\sin\theta - \mu_k\cos\theta)</w:t>
+              <w:t>a = \frac{F_{\text{net}}}{M_{\text{total}}}, \quad T_{\text{Atwood}} = \frac{2m_1m_2g}{m_1+m_2}, \quad W_{\text{app}} = m(g \pm a)</w:t>
             </w:r>
           </w:p>
         </w:tc>
@@ -517,7 +517,7 @@
           <w:color w:val="2B6CB0"/>
           <w:sz w:val="24"/>
         </w:rPr>
-        <w:t>3.1 Newton's Laws &amp; Free Body Diagrams (Moderate Yield — 6 PYQs)</w:t>
+        <w:t>3.1 Friction: Static, Kinetic &amp; Inclined Plane Dynamics (Moderate Yield — 6 PYQs)</w:t>
       </w:r>
     </w:p>
     <w:p>
@@ -532,7 +532,7 @@
         <w:rPr>
           <w:sz w:val="20"/>
         </w:rPr>
-        <w:t>Equations of motion for connected bodies, string-pulley constraints, and apparent weight in non-inertial frames.</w:t>
+        <w:t>Static friction is self-adjusting up to limiting friction f_L = μ_s N. Kinetic friction f_k = μ_k N (with μ_k &lt; μ_s). Acceleration down a rough inclined plane: a = g(sinθ - μ_kcosθ). Angle of repose tanθ = μ_s.</w:t>
       </w:r>
     </w:p>
     <w:tbl>
@@ -570,7 +570,7 @@
                 <w:color w:val="2D3748"/>
                 <w:sz w:val="19"/>
               </w:rPr>
-              <w:t>In an accelerating elevator with upward acceleration a, apparent weight is N = m(g + a), NOT m(g - a).</w:t>
+              <w:t>Static friction is NOT always equal to μ_s N; it equals the applied force up to the threshold μ_s N!</w:t>
             </w:r>
           </w:p>
         </w:tc>
@@ -611,215 +611,7 @@
                 <w:color w:val="2D3748"/>
                 <w:sz w:val="19"/>
               </w:rPr>
-              <w:t>Use string constraint Σ T_i · x_i = 0 \implies Σ T_i · a_i = 0 to relate accelerations in complex pulley systems.</w:t>
-            </w:r>
-          </w:p>
-        </w:tc>
-      </w:tr>
-    </w:tbl>
-    <w:p>
-      <w:pPr>
-        <w:spacing w:before="120" w:after="40"/>
-      </w:pPr>
-      <w:r>
-        <w:rPr>
-          <w:b/>
-          <w:color w:val="1A365D"/>
-          <w:sz w:val="19"/>
-        </w:rPr>
-        <w:t>Source PYQs testing this concept:</w:t>
-      </w:r>
-    </w:p>
-    <w:p>
-      <w:pPr>
-        <w:pStyle w:val="ListBullet"/>
-        <w:spacing w:after="40"/>
-      </w:pPr>
-      <w:r>
-        <w:rPr>
-          <w:b/>
-          <w:sz w:val="18"/>
-        </w:rPr>
-        <w:t xml:space="preserve">[2026 Shift] Q#1 (MCQ): </w:t>
-      </w:r>
-      <w:r>
-        <w:rPr>
-          <w:sz w:val="18"/>
-        </w:rPr>
-        <w:t xml:space="preserve">"A mass M is hung with a light inextensible string as shown in figure. Find the tension of the horizontal string...."  </w:t>
-      </w:r>
-      <w:r>
-        <w:rPr>
-          <w:b/>
-          <w:color w:val="2B6CB0"/>
-          <w:sz w:val="18"/>
-        </w:rPr>
-        <w:t>[Ans: N/A]</w:t>
-      </w:r>
-    </w:p>
-    <w:p>
-      <w:pPr>
-        <w:pStyle w:val="ListBullet"/>
-        <w:spacing w:after="40"/>
-      </w:pPr>
-      <w:r>
-        <w:rPr>
-          <w:b/>
-          <w:sz w:val="18"/>
-        </w:rPr>
-        <w:t xml:space="preserve">[2026 Shift] Q#2 (MCQ): </w:t>
-      </w:r>
-      <w:r>
-        <w:rPr>
-          <w:sz w:val="18"/>
-        </w:rPr>
-        <w:t xml:space="preserve">"A man weighs 80 kg. He stands on a weighing scale in a lift which is moving upwards with a uniform acceleration of 6m/s^2 . Wha..."  </w:t>
-      </w:r>
-      <w:r>
-        <w:rPr>
-          <w:b/>
-          <w:color w:val="2B6CB0"/>
-          <w:sz w:val="18"/>
-        </w:rPr>
-        <w:t>[Ans: N/A]</w:t>
-      </w:r>
-    </w:p>
-    <w:p>
-      <w:pPr>
-        <w:pStyle w:val="ListBullet"/>
-        <w:spacing w:after="40"/>
-      </w:pPr>
-      <w:r>
-        <w:rPr>
-          <w:b/>
-          <w:sz w:val="18"/>
-        </w:rPr>
-        <w:t xml:space="preserve">[2022 Shift] Q#3 (MCQ): </w:t>
-      </w:r>
-      <w:r>
-        <w:rPr>
-          <w:sz w:val="18"/>
-        </w:rPr>
-        <w:t xml:space="preserve">"Two masses of 5kg and 3kg are suspended with the help of massless inextensible strings as shown in figure below. When whole system is go..."  </w:t>
-      </w:r>
-      <w:r>
-        <w:rPr>
-          <w:b/>
-          <w:color w:val="2B6CB0"/>
-          <w:sz w:val="18"/>
-        </w:rPr>
-        <w:t>[Ans: N/A]</w:t>
-      </w:r>
-    </w:p>
-    <w:p>
-      <w:pPr>
-        <w:spacing w:after="120"/>
-      </w:pPr>
-    </w:p>
-    <w:p>
-      <w:pPr>
-        <w:pStyle w:val="Heading2"/>
-      </w:pPr>
-      <w:r>
-        <w:rPr>
-          <w:color w:val="2B6CB0"/>
-          <w:sz w:val="24"/>
-        </w:rPr>
-        <w:t>3.2 Friction (Static, Limiting &amp; Kinetic) (Moderate Yield — 5 PYQs)</w:t>
-      </w:r>
-    </w:p>
-    <w:p>
-      <w:r>
-        <w:rPr>
-          <w:b/>
-          <w:sz w:val="20"/>
-        </w:rPr>
-        <w:t xml:space="preserve">Core Principle: </w:t>
-      </w:r>
-      <w:r>
-        <w:rPr>
-          <w:sz w:val="20"/>
-        </w:rPr>
-        <w:t>Static self-adjusting friction up to limiting value μ_s N and constant kinetic friction μ_k N on rough surfaces.</w:t>
-      </w:r>
-    </w:p>
-    <w:tbl>
-      <w:tblPr>
-        <w:tblW w:type="auto" w:w="0"/>
-        <w:jc w:val="center"/>
-        <w:tblLook w:firstColumn="1" w:firstRow="1" w:lastColumn="0" w:lastRow="0" w:noHBand="0" w:noVBand="1" w:val="04A0"/>
-      </w:tblPr>
-      <w:tblGrid>
-        <w:gridCol w:w="10080"/>
-      </w:tblGrid>
-      <w:tr>
-        <w:tc>
-          <w:tcPr>
-            <w:tcW w:type="dxa" w:w="10080"/>
-            <w:shd w:fill="FFF5F5"/>
-            <w:tcMar>
-              <w:top w:w="100" w:type="dxa"/>
-              <w:bottom w:w="100" w:type="dxa"/>
-              <w:left w:w="150" w:type="dxa"/>
-              <w:right w:w="150" w:type="dxa"/>
-            </w:tcMar>
-          </w:tcPr>
-          <w:p>
-            <w:r>
-              <w:rPr>
-                <w:b/>
-                <w:color w:val="C53030"/>
-                <w:sz w:val="19"/>
-              </w:rPr>
-              <w:t xml:space="preserve">⚠️ Common Trap / JEE Pitfall: </w:t>
-            </w:r>
-            <w:r>
-              <w:rPr>
-                <w:color w:val="2D3748"/>
-                <w:sz w:val="19"/>
-              </w:rPr>
-              <w:t>Static friction is self-adjusting: f_s = F_(applied) as long as F_(applied) ≤ μ_s N. It does NOT automatically equal μ_s N.</w:t>
-            </w:r>
-          </w:p>
-        </w:tc>
-      </w:tr>
-    </w:tbl>
-    <w:tbl>
-      <w:tblPr>
-        <w:tblW w:type="auto" w:w="0"/>
-        <w:jc w:val="center"/>
-        <w:tblLook w:firstColumn="1" w:firstRow="1" w:lastColumn="0" w:lastRow="0" w:noHBand="0" w:noVBand="1" w:val="04A0"/>
-      </w:tblPr>
-      <w:tblGrid>
-        <w:gridCol w:w="10080"/>
-      </w:tblGrid>
-      <w:tr>
-        <w:tc>
-          <w:tcPr>
-            <w:tcW w:type="dxa" w:w="10080"/>
-            <w:shd w:fill="F0FFF4"/>
-            <w:tcMar>
-              <w:top w:w="100" w:type="dxa"/>
-              <w:bottom w:w="100" w:type="dxa"/>
-              <w:left w:w="150" w:type="dxa"/>
-              <w:right w:w="150" w:type="dxa"/>
-            </w:tcMar>
-          </w:tcPr>
-          <w:p>
-            <w:r>
-              <w:rPr>
-                <w:b/>
-                <w:color w:val="276749"/>
-                <w:sz w:val="19"/>
-              </w:rPr>
-              <w:t xml:space="preserve">💡 Speed Hack / Trick: </w:t>
-            </w:r>
-            <w:r>
-              <w:rPr>
-                <w:color w:val="2D3748"/>
-                <w:sz w:val="19"/>
-              </w:rPr>
-              <w:t>In two-block systems, find the maximum common acceleration allowed by friction before determining if slipping occurs.</w:t>
+              <w:t>Time taken to slide down a rough incline compared to smooth incline of same length: t_(rough) = n × t_(smooth) \implies μ = tanθ \left(1 - (1 / n^2)\right).</w:t>
             </w:r>
           </w:p>
         </w:tc>
@@ -917,6 +709,214 @@
           <w:sz w:val="18"/>
         </w:rPr>
         <w:t>[Ans: N/A]</w:t>
+      </w:r>
+    </w:p>
+    <w:p>
+      <w:pPr>
+        <w:spacing w:after="120"/>
+      </w:pPr>
+    </w:p>
+    <w:p>
+      <w:pPr>
+        <w:pStyle w:val="Heading2"/>
+      </w:pPr>
+      <w:r>
+        <w:rPr>
+          <w:color w:val="2B6CB0"/>
+          <w:sz w:val="24"/>
+        </w:rPr>
+        <w:t>3.2 Newton's Laws of Motion &amp; Connected Systems (Pulleys) (Moderate Yield — 5 PYQs)</w:t>
+      </w:r>
+    </w:p>
+    <w:p>
+      <w:r>
+        <w:rPr>
+          <w:b/>
+          <w:sz w:val="20"/>
+        </w:rPr>
+        <w:t xml:space="preserve">Core Principle: </w:t>
+      </w:r>
+      <w:r>
+        <w:rPr>
+          <w:sz w:val="20"/>
+        </w:rPr>
+        <w:t>Newton's laws: vec(F) = \fracdvec(p)dt = mvec(a), impulse vec(J) = \Deltavec(p) = vec(F)Δ t. Connected systems on Atwood machine: a = ((m_1-m_2)g / m_1+m_2), tension T = (2m_1m_2g / m_1+m_2). Apparent weight in an elevator accelerating upward is m(g+a); accelerating downward is m(g-a).</w:t>
+      </w:r>
+    </w:p>
+    <w:tbl>
+      <w:tblPr>
+        <w:tblW w:type="auto" w:w="0"/>
+        <w:jc w:val="center"/>
+        <w:tblLook w:firstColumn="1" w:firstRow="1" w:lastColumn="0" w:lastRow="0" w:noHBand="0" w:noVBand="1" w:val="04A0"/>
+      </w:tblPr>
+      <w:tblGrid>
+        <w:gridCol w:w="10080"/>
+      </w:tblGrid>
+      <w:tr>
+        <w:tc>
+          <w:tcPr>
+            <w:tcW w:type="dxa" w:w="10080"/>
+            <w:shd w:fill="FFF5F5"/>
+            <w:tcMar>
+              <w:top w:w="100" w:type="dxa"/>
+              <w:bottom w:w="100" w:type="dxa"/>
+              <w:left w:w="150" w:type="dxa"/>
+              <w:right w:w="150" w:type="dxa"/>
+            </w:tcMar>
+          </w:tcPr>
+          <w:p>
+            <w:r>
+              <w:rPr>
+                <w:b/>
+                <w:color w:val="C53030"/>
+                <w:sz w:val="19"/>
+              </w:rPr>
+              <w:t xml:space="preserve">⚠️ Common Trap / JEE Pitfall: </w:t>
+            </w:r>
+            <w:r>
+              <w:rPr>
+                <w:color w:val="2D3748"/>
+                <w:sz w:val="19"/>
+              </w:rPr>
+              <w:t>In a free-falling lift (a = g), apparent weight is zero (weightlessness) and normal reaction N = 0.</w:t>
+            </w:r>
+          </w:p>
+        </w:tc>
+      </w:tr>
+    </w:tbl>
+    <w:tbl>
+      <w:tblPr>
+        <w:tblW w:type="auto" w:w="0"/>
+        <w:jc w:val="center"/>
+        <w:tblLook w:firstColumn="1" w:firstRow="1" w:lastColumn="0" w:lastRow="0" w:noHBand="0" w:noVBand="1" w:val="04A0"/>
+      </w:tblPr>
+      <w:tblGrid>
+        <w:gridCol w:w="10080"/>
+      </w:tblGrid>
+      <w:tr>
+        <w:tc>
+          <w:tcPr>
+            <w:tcW w:type="dxa" w:w="10080"/>
+            <w:shd w:fill="F0FFF4"/>
+            <w:tcMar>
+              <w:top w:w="100" w:type="dxa"/>
+              <w:bottom w:w="100" w:type="dxa"/>
+              <w:left w:w="150" w:type="dxa"/>
+              <w:right w:w="150" w:type="dxa"/>
+            </w:tcMar>
+          </w:tcPr>
+          <w:p>
+            <w:r>
+              <w:rPr>
+                <w:b/>
+                <w:color w:val="276749"/>
+                <w:sz w:val="19"/>
+              </w:rPr>
+              <w:t xml:space="preserve">💡 Speed Hack / Trick: </w:t>
+            </w:r>
+            <w:r>
+              <w:rPr>
+                <w:color w:val="2D3748"/>
+                <w:sz w:val="19"/>
+              </w:rPr>
+              <w:t>For pulley problems, treat the entire string assembly as one 1D system: a = (Net Unbalanced Pulling Force / Total Inertial Mass).</w:t>
+            </w:r>
+          </w:p>
+        </w:tc>
+      </w:tr>
+    </w:tbl>
+    <w:p>
+      <w:pPr>
+        <w:spacing w:before="120" w:after="40"/>
+      </w:pPr>
+      <w:r>
+        <w:rPr>
+          <w:b/>
+          <w:color w:val="1A365D"/>
+          <w:sz w:val="19"/>
+        </w:rPr>
+        <w:t>Source PYQs testing this concept:</w:t>
+      </w:r>
+    </w:p>
+    <w:p>
+      <w:pPr>
+        <w:pStyle w:val="ListBullet"/>
+        <w:spacing w:after="40"/>
+      </w:pPr>
+      <w:r>
+        <w:rPr>
+          <w:b/>
+          <w:sz w:val="18"/>
+        </w:rPr>
+        <w:t xml:space="preserve">[2026 Shift] Q#1 (MCQ): </w:t>
+      </w:r>
+      <w:r>
+        <w:rPr>
+          <w:sz w:val="18"/>
+        </w:rPr>
+        <w:t xml:space="preserve">"A mass M is hung with a light inextensible string as shown in figure. Find the tension of the horizontal string...."  </w:t>
+      </w:r>
+      <w:r>
+        <w:rPr>
+          <w:b/>
+          <w:color w:val="2B6CB0"/>
+          <w:sz w:val="18"/>
+        </w:rPr>
+        <w:t>[Ans: N/A]</w:t>
+      </w:r>
+    </w:p>
+    <w:p>
+      <w:pPr>
+        <w:pStyle w:val="ListBullet"/>
+        <w:spacing w:after="40"/>
+      </w:pPr>
+      <w:r>
+        <w:rPr>
+          <w:b/>
+          <w:sz w:val="18"/>
+        </w:rPr>
+        <w:t xml:space="preserve">[2026 Shift] Q#2 (MCQ): </w:t>
+      </w:r>
+      <w:r>
+        <w:rPr>
+          <w:sz w:val="18"/>
+        </w:rPr>
+        <w:t xml:space="preserve">"A man weighs 80 kg. He stands on a weighing scale in a lift which is moving upwards with a uniform acceleration of 6m/s^2 . Wha..."  </w:t>
+      </w:r>
+      <w:r>
+        <w:rPr>
+          <w:b/>
+          <w:color w:val="2B6CB0"/>
+          <w:sz w:val="18"/>
+        </w:rPr>
+        <w:t>[Ans: N/A]</w:t>
+      </w:r>
+    </w:p>
+    <w:p>
+      <w:pPr>
+        <w:pStyle w:val="ListBullet"/>
+        <w:spacing w:after="40"/>
+      </w:pPr>
+      <w:r>
+        <w:rPr>
+          <w:b/>
+          <w:sz w:val="18"/>
+        </w:rPr>
+        <w:t xml:space="preserve">[2019 Shift] Q#4 (MCQ): </w:t>
+      </w:r>
+      <w:r>
+        <w:rPr>
+          <w:sz w:val="18"/>
+        </w:rPr>
+        <w:t xml:space="preserve">"An object with mass 5kg is acted upon by a force, F=(-3î-4ĵ)N . If its initial velocity at t=0 is $v=(3\hat{i}+12\hat{j})m..."  </w:t>
+      </w:r>
+      <w:r>
+        <w:rPr>
+          <w:b/>
+          <w:color w:val="2B6CB0"/>
+          <w:sz w:val="18"/>
+        </w:rPr>
+        <w:t>[Ans: A]</w:t>
       </w:r>
     </w:p>
     <w:p>
